--- a/docs/Tab_1_Khusus_Murid_Catatan_Belajar.docx
+++ b/docs/Tab_1_Khusus_Murid_Catatan_Belajar.docx
@@ -383,42 +383,118 @@
     </w:p>
     <w:p>
       <w:r>
-        <w:t>A. 5 Bilangan Prima Pertama: 2, 3, 5, 7, 11 (Hanya punya 2 faktor: angka 1 dan dirinya sendiri).</w:t>
+        <w:rPr>
+          <w:b/>
+        </w:rPr>
+        <w:t>A. 🌟 Kapsul Pengetahuan: Mengenal Bilangan Prima &amp; Pohon Faktor (Alat Bantu Rahasia)</w:t>
+        <w:br/>
+      </w:r>
+      <w:r>
+        <w:t>• Bilangan Prima: Angka unik yang tidak bisa dipecah lagi (hanya punya 2 faktor: angka 1 dan dirinya sendiri).</w:t>
+        <w:br/>
+      </w:r>
+      <w:r>
+        <w:t xml:space="preserve">  👉 Contoh 4 Prima Pertama: 2, 3, 5, 7</w:t>
+        <w:br/>
+      </w:r>
+      <w:r>
+        <w:t>• Notasi Pangkat Sederhana:</w:t>
+        <w:br/>
+      </w:r>
+      <w:r>
+        <w:t xml:space="preserve">  2³ artinya angka 2 dikalikan 3 kali (2 × 2 × 2 = 8).</w:t>
+        <w:br/>
+      </w:r>
+      <w:r>
+        <w:t xml:space="preserve">  3² artinya angka 3 dikalikan 2 kali (3 × 3 = 9).</w:t>
+        <w:br/>
+      </w:r>
+      <w:r>
+        <w:t>• Aturan Emas Pohon Faktor:</w:t>
+        <w:br/>
+      </w:r>
+      <w:r>
+        <w:t xml:space="preserve">  - KPK (Ambil Semua): Kalikan semua faktor prima, jika sama ambil PANGKAT TERBESAR.</w:t>
+        <w:br/>
+      </w:r>
+      <w:r>
+        <w:t xml:space="preserve">    Contoh: 4 = 2² dan 6 = 2 × 3 ──► KPK = 2² × 3 = 12.</w:t>
+        <w:br/>
+      </w:r>
+      <w:r>
+        <w:t xml:space="preserve">  - FPB (Pilih yang Sama): Hanya pilih faktor prima yang sama, ambil PANGKAT TERKECIL.</w:t>
+        <w:br/>
+      </w:r>
+      <w:r>
+        <w:t xml:space="preserve">    Contoh: 18 = 2 × 3² dan 24 = 2³ × 3 ──► FPB = 2¹ × 3¹ = 6.</w:t>
+        <w:br/>
+      </w:r>
+      <w:r>
+        <w:t xml:space="preserve">  (Pohon faktor adalah alat sakti jika nanti bertemu angka ratusan yang terlalu panjang jika didaftar kelipatannya).</w:t>
         <w:br/>
         <w:br/>
       </w:r>
       <w:r>
-        <w:t>B. Aturan Emas Menentukan FPB &amp; KPK dari Pangkat (Contoh: 24 = 2³ × 3 dan 36 = 2² × 3²):</w:t>
+        <w:rPr>
+          <w:b/>
+        </w:rPr>
+        <w:t>B. 🍕 Penerapan KPK pada Pecahan: 'Sang Pemotong Adil'</w:t>
         <w:br/>
       </w:r>
       <w:r>
-        <w:t>• KPK (Prinsip Rakus / Ambil Semua): Tulis semua faktor prima. Jika ada angka sama, ambil PANGKAT TERBESAR!</w:t>
+        <w:t>• Prinsip Keadilan: Pecahan 1/4 + 1/6 TIDAK BOLEH dijumlahkan jadi 2/10 karena ukuran irisan pizzanya berbeda!</w:t>
         <w:br/>
       </w:r>
       <w:r>
-        <w:t xml:space="preserve">   👉 KPK(24, 36) = 2³ × 3² = 8 × 9 = 72</w:t>
+        <w:t>• KPK dari penyebut (4 dan 6) adalah 12 ──► Kedua pizza dipotong ulang jadi 12 irisan adil:</w:t>
         <w:br/>
       </w:r>
       <w:r>
-        <w:t>• FPB (Prinsip Selektif / Pilih yang Sama): Hanya pilih angka yang sama di keduanya. Ambil PANGKAT TERKECIL!</w:t>
+        <w:t xml:space="preserve">  1/4 = (1 × 3) / (4 × 3) = 3/12</w:t>
         <w:br/>
       </w:r>
       <w:r>
-        <w:t xml:space="preserve">   👉 FPB(24, 36) = 2² × 3 = 4 × 3 = 12</w:t>
+        <w:t xml:space="preserve">  1/6 = (1 × 2) / (6 × 2) = 2/12</w:t>
+        <w:br/>
+      </w:r>
+      <w:r>
+        <w:t>• Operasi Penjumlahan Sah: 3/12 + 2/12 = 5/12 (Penyebut 12 TETAP, tidak ikut dijumlahkan!).</w:t>
         <w:br/>
         <w:br/>
       </w:r>
       <w:r>
-        <w:t>C. Penerapan KPK pada Penjumlahan Pecahan:</w:t>
+        <w:rPr>
+          <w:b/>
+        </w:rPr>
+        <w:t>C. 💎 Penerapan FPB pada Pecahan: 'Sang Penyederhana Ramping'</w:t>
         <w:br/>
       </w:r>
       <w:r>
-        <w:t>• Pecahan 1/4 + 1/6 TIDAK BOLEH langsung dijumlahkan jadi 2/10 karena ukuran irisan pizzanya berbeda!</w:t>
+        <w:t>• FPB digunakan di AKHIR soal ketika hasil pecahan angkanya masih terlalu besar.</w:t>
         <w:br/>
       </w:r>
       <w:r>
-        <w:t>• Gunakan KPK dari penyebut (4 dan 6) yaitu 12 sebagai pemotong adil:</w:t>
+        <w:t>• Contoh Pecahan Raksasa 18/24 ──► Bagi pembilang &amp; penyebut dengan FPB(18, 24) yaitu 6:</w:t>
         <w:br/>
+      </w:r>
+      <w:r>
+        <w:t xml:space="preserve">  (18 ÷ 6) / (24 ÷ 6) = 3/4 (Langsung jadi bentuk paling ramping dalam 1 langkah!).</w:t>
+        <w:br/>
+        <w:br/>
+      </w:r>
+      <w:r>
+        <w:rPr>
+          <w:b/>
+        </w:rPr>
+        <w:t>D. 👑 Peta 2 Langkah Emas Pecahan:</w:t>
+        <w:br/>
+      </w:r>
+      <w:r>
+        <w:t>1. Langkah 1 (Awal Soal): Beda penyebut? ──► Panggil KPK! (Samakan ukuran irisan).</w:t>
+        <w:br/>
+      </w:r>
+      <w:r>
+        <w:t>2. Langkah 2 (Akhir Soal): Angka masih besar? ──► Panggil FPB! (Bagi sampai ramping).</w:t>
       </w:r>
       <w:r>
         <w:t xml:space="preserve">   1/4 + 1/6 = 3/12 + 2/12 = 5/12.</w:t>

--- a/docs/Tab_1_Khusus_Murid_Catatan_Belajar.docx
+++ b/docs/Tab_1_Khusus_Murid_Catatan_Belajar.docx
@@ -10,7 +10,7 @@
           <w:color w:val="0F172A"/>
           <w:sz w:val="40"/>
         </w:rPr>
-        <w:t>📓 BUKU CATATAN SISWA: MATEMATIKA &amp; IPAS</w:t>
+        <w:t>📓 BUKU CATATAN SISWA &amp; LEMBAR MENULIS AKTIF</w:t>
       </w:r>
     </w:p>
     <w:p>
@@ -55,27 +55,27 @@
         <w:br/>
       </w:r>
       <w:r>
-        <w:t>• Kelipatan: Angka yang melompat maju secara teratur (seperti putaran lari atau tanggal kalender).</w:t>
+        <w:t>• Kelipatan: Angka yang melompat maju secara teratur (seperti putaran lari, trik skate, atau kalender).</w:t>
         <w:br/>
       </w:r>
       <w:r>
-        <w:t>• KPK: Waktu pertemuan PALING PERTAMA atau PALING CEPAT di antara dua pelari.</w:t>
+        <w:t>• KPK: Waktu pertemuan PALING PERTAMA atau PALING CEPAT di antara dua pelari/skater.</w:t>
         <w:br/>
       </w:r>
       <w:r>
-        <w:t>• Contoh Kasus Lintasan Lari:</w:t>
+        <w:t>• Analogi Skater di Mini-Ramp Skatepark:</w:t>
         <w:br/>
       </w:r>
       <w:r>
-        <w:t xml:space="preserve">   - The Boy: 1 putaran tiap 3 menit (Lewat garis di menit: 3, 6, 9, 12, 15...)</w:t>
+        <w:t xml:space="preserve">   - Skater A (Aqlan): 1 kali meluncur = 3 detik (Detik: 3, 6, 9, 12, 15...)</w:t>
         <w:br/>
       </w:r>
       <w:r>
-        <w:t xml:space="preserve">   - The Girl: 1 putaran tiap 4 menit (Lewat garis di menit: 4, 8, 12, 16...)</w:t>
+        <w:t xml:space="preserve">   - Skater B (Teman): 1 kali meluncur = 4 detik (Detik: 4, 8, 12, 16...)</w:t>
         <w:br/>
       </w:r>
       <w:r>
-        <w:t xml:space="preserve">   - ⭐ KPK(3, 4) = Menit ke-12! (Saat itu The Boy selesai 4 putaran, The Girl selesai 3 putaran).</w:t>
+        <w:t xml:space="preserve">   - ⭐ KPK(3, 4) = Detik ke-12! (Saat itu Aqlan selesai 4 luncuran, Teman selesai 3 luncuran).</w:t>
         <w:br/>
       </w:r>
       <w:r>
@@ -96,27 +96,27 @@
         <w:br/>
       </w:r>
       <w:r>
-        <w:t>• FPB: Jumlah wadah/kotak parcel PALING BANYAK yang bisa membagi rata dua barang.</w:t>
+        <w:t>• FPB: Jumlah wadah/kantong parcel/toolkit PALING BANYAK yang bisa membagi rata dua barang.</w:t>
         <w:br/>
       </w:r>
       <w:r>
-        <w:t>• Contoh Kasus Toko Donat:</w:t>
+        <w:t>• Analogi Toko Donat &amp; Toolkit Skateboard:</w:t>
         <w:br/>
       </w:r>
       <w:r>
-        <w:t xml:space="preserve">   - 12 Donat Cokelat (Faktor: 1, 2, 3, 4, [6], 12)</w:t>
+        <w:t xml:space="preserve">   - 12 Donat Cokelat / 12 Bearing Roda (Faktor: 1, 2, 3, 4, [6], 12)</w:t>
         <w:br/>
       </w:r>
       <w:r>
-        <w:t xml:space="preserve">   - 18 Donat Keju (Faktor: 1, 2, 3, [6], 9, 18)</w:t>
+        <w:t xml:space="preserve">   - 18 Donat Keju / 18 Baut &amp; Stiker Deck (Faktor: 1, 2, 3, [6], 9, 18)</w:t>
         <w:br/>
       </w:r>
       <w:r>
-        <w:t xml:space="preserve">   - 🎁 FPB(12, 18) = 6 Kotak Parcel Terbanyak!</w:t>
+        <w:t xml:space="preserve">   - 🎁 FPB(12, 18) = 6 Kotak / Kantong Pouch Toolkit Terbanyak!</w:t>
         <w:br/>
       </w:r>
       <w:r>
-        <w:t xml:space="preserve">   - Tiap kotak berisi: 2 Donat Cokelat (12 ÷ 6) dan 3 Donat Keju (18 ÷ 6).</w:t>
+        <w:t xml:space="preserve">   - Tiap kantong berisi: 2 Bearing Roda (12 ÷ 6) dan 3 Stiker (18 ÷ 6).</w:t>
         <w:br/>
       </w:r>
       <w:r>
@@ -222,7 +222,7 @@
           </w:tcPr>
           <w:p>
             <w:r>
-              <w:t>Waktu berulang, jadwal ronda, les bareng, lampu berkedip</w:t>
+              <w:t>Waktu berulang, jadwal ronda, les bareng, drop-in skatepark</w:t>
             </w:r>
           </w:p>
         </w:tc>
@@ -279,7 +279,7 @@
           </w:tcPr>
           <w:p>
             <w:r>
-              <w:t>Membagi makanan, membuat parcel donat, toples biskuit</w:t>
+              <w:t>Membagi makanan, membuat parcel donat, pouch toolkit skate</w:t>
             </w:r>
           </w:p>
         </w:tc>
@@ -328,7 +328,71 @@
         <w:pStyle w:val="Heading2"/>
       </w:pPr>
       <w:r>
-        <w:t>🔬 2. IPAS: BAB 4 MENGUBAH BENTUK ENERGI</w:t>
+        <w:t>✍️ 2. LEMBAR MENULIS AKTIF AQLAN (DURASI 15–18 MENIT DI BUKU TULIS FISIK)</w:t>
+      </w:r>
+    </w:p>
+    <w:p>
+      <w:r>
+        <w:rPr>
+          <w:b/>
+        </w:rPr>
+        <w:t xml:space="preserve">Panduan untuk Guru &amp; Siswa: </w:t>
+      </w:r>
+      <w:r>
+        <w:t>Layar dijadikan referensi visual, Aqlan fokus menulis tangan secara mandiri di buku tulis fisik selama 15–18 menit:</w:t>
+        <w:br/>
+        <w:br/>
+      </w:r>
+    </w:p>
+    <w:p>
+      <w:r>
+        <w:rPr>
+          <w:rFonts w:ascii="Consolas" w:hAnsi="Consolas"/>
+          <w:color w:val="1E293B"/>
+          <w:sz w:val="19"/>
+        </w:rPr>
+        <w:t>🛹 JURNAL STRATEGI SKATER JUARA: KPK &amp; FPB 🛹</w:t>
+        <w:br/>
+        <w:t>Nama: Aqlan | Kelas: 4 SD | Target: Menguasai Ritme Hitungan</w:t>
+        <w:br/>
+        <w:br/>
+        <w:t>1. GAMBAR LINTASAN MINI-RAMP SKATEPARK (KPK):</w:t>
+        <w:br/>
+        <w:t xml:space="preserve">   \_______ (Dasar Ramp) _______/</w:t>
+        <w:br/>
+        <w:t xml:space="preserve">   • Skater A (Aqlan) meluncur tiap : 3 detik  ➜ 3, 6, 9, [12], 15...</w:t>
+        <w:br/>
+        <w:t xml:space="preserve">   • Skater B (Teman) meluncur tiap : 4 detik  ➜ 4, 8, [12], 16...</w:t>
+        <w:br/>
+        <w:t xml:space="preserve">   ⭐ TITIK TEMU DROP-IN BARENG (KPK) = Detik ke-12!</w:t>
+        <w:br/>
+        <w:t xml:space="preserve">   - Putaran Aqlan : 12 ÷ 3 = 4 kali meluncur</w:t>
+        <w:br/>
+        <w:t xml:space="preserve">   - Putaran Teman : 12 ÷ 4 = 3 kali meluncur</w:t>
+        <w:br/>
+        <w:br/>
+        <w:t>2. KOTAK TOOLKIT SKATEBOARD (FPB):</w:t>
+        <w:br/>
+        <w:t xml:space="preserve">   • Ada 12 Bearing Roda &amp; 18 Stiker Papan Skate.</w:t>
+        <w:br/>
+        <w:t xml:space="preserve">   • FPB (12, 18) = 6 Kantong Pouch Maksimal!</w:t>
+        <w:br/>
+        <w:t xml:space="preserve">   • Isi tiap kantong : 12 ÷ 6 = 2 Bearing &amp; 18 ÷ 6 = 3 Stiker (Rata tanpa sisa).</w:t>
+        <w:br/>
+        <w:br/>
+        <w:t>3. KOTAK EMAS SKATER:</w:t>
+        <w:br/>
+        <w:t xml:space="preserve">   ⚡ KPK = Waktu meluncur bersama, nilainya selalu MEMBESAR</w:t>
+        <w:br/>
+        <w:t xml:space="preserve">   🎁 FPB = Membagi peralatan rata, nilainya selalu MENGECIL</w:t>
+      </w:r>
+    </w:p>
+    <w:p>
+      <w:pPr>
+        <w:pStyle w:val="Heading2"/>
+      </w:pPr>
+      <w:r>
+        <w:t>🔬 3. IPAS: BAB 4 MENGUBAH BENTUK ENERGI</w:t>
       </w:r>
     </w:p>
     <w:p>
@@ -337,23 +401,23 @@
         <w:br/>
       </w:r>
       <w:r>
-        <w:t>• Bentuk Energi Utama: Kimia (makanan/baterai), Listrik (kabel), Gerak/Kinetik (lari/kipas), Panas (setrika), Cahaya (lampu), Bunyi (suara).</w:t>
+        <w:t>• Bentuk Energi Utama: Kimia (makanan/baterai), Listrik (kabel), Gerak/Kinetik (lari/skateboard), Panas (setrika/gesekan), Cahaya (lampu), Bunyi (suara).</w:t>
         <w:br/>
       </w:r>
       <w:r>
-        <w:t>• Contoh Perubahan Nyata:</w:t>
+        <w:t>• Contoh Nyata Skateboarder &amp; Sehari-hari:</w:t>
         <w:br/>
       </w:r>
       <w:r>
-        <w:t xml:space="preserve">   1. Sarapan Pagi: Energi Kimia (Nasi) ──► Energi Gerak (Bisa lari) + Panas Tubuh</w:t>
+        <w:t xml:space="preserve">   1. Skateboard di Tanjakan: Energi Potensial Gravitasi (di atas ramp) ──► Energi Gerak Kinetik (meluncur) ──► Energi Panas &amp; Bunyi berdecit di aspal.</w:t>
         <w:br/>
       </w:r>
       <w:r>
-        <w:t xml:space="preserve">   2. Menyetrika Baju: Energi Listrik ──► Energi Panas</w:t>
+        <w:t xml:space="preserve">   2. Sarapan Pagi: Energi Kimia (Nasi) ──► Energi Gerak (Bisa main skate) + Panas Tubuh</w:t>
         <w:br/>
       </w:r>
       <w:r>
-        <w:t xml:space="preserve">   3. Kipas Angin: Energi Listrik ──► Energi Gerak (Baling-baling)</w:t>
+        <w:t xml:space="preserve">   3. Menyetrika Baju: Energi Listrik ──► Energi Panas</w:t>
         <w:br/>
       </w:r>
       <w:r>
@@ -390,7 +454,7 @@
         <w:br/>
       </w:r>
       <w:r>
-        <w:t>• Bilangan Prima: Angka unik yang tidak bisa dipecah lagi (hanya punya 2 faktor: angka 1 dan dirinya sendiri).</w:t>
+        <w:t>• Bilangan Prima: Batu bata lego matematika paling dasar yang tidak bisa dipecah lagi (hanya punya 2 faktor: angka 1 dan dirinya sendiri).</w:t>
         <w:br/>
       </w:r>
       <w:r>
@@ -428,37 +492,37 @@
       <w:r>
         <w:t xml:space="preserve">    Contoh: 18 = 2 × 3² dan 24 = 2³ × 3 ──► FPB = 2¹ × 3¹ = 6.</w:t>
         <w:br/>
-      </w:r>
-      <w:r>
-        <w:t xml:space="preserve">  (Pohon faktor adalah alat sakti jika nanti bertemu angka ratusan yang terlalu panjang jika didaftar kelipatannya).</w:t>
-        <w:br/>
         <w:br/>
       </w:r>
       <w:r>
         <w:rPr>
           <w:b/>
         </w:rPr>
-        <w:t>B. 🍕 Penerapan KPK pada Pecahan: 'Sang Pemotong Adil'</w:t>
+        <w:t>B. 🤸‍♀️ Analogi Irama Pesenam &amp; Penerapan KPK pada Pecahan: 'Sang Pemotong Adil'</w:t>
         <w:br/>
       </w:r>
       <w:r>
-        <w:t>• Prinsip Keadilan: Pecahan 1/4 + 1/6 TIDAK BOLEH dijumlahkan jadi 2/10 karena ukuran irisan pizzanya berbeda!</w:t>
+        <w:t>• Prinsip Keadilan Pecahan:</w:t>
         <w:br/>
       </w:r>
       <w:r>
-        <w:t>• KPK dari penyebut (4 dan 6) adalah 12 ──► Kedua pizza dipotong ulang jadi 12 irisan adil:</w:t>
+        <w:t xml:space="preserve">  1/4 + 1/6 TIDAK BOLEH langsung dijumlahkan menjadi 2/10! Karena ukuran irisannya berbeda.</w:t>
         <w:br/>
       </w:r>
       <w:r>
-        <w:t xml:space="preserve">  1/4 = (1 × 3) / (4 × 3) = 3/12</w:t>
+        <w:t>• Irama Pesenam Senam Lantai:</w:t>
         <w:br/>
       </w:r>
       <w:r>
-        <w:t xml:space="preserve">  1/6 = (1 × 2) / (6 × 2) = 2/12</w:t>
+        <w:t xml:space="preserve">  Gerakan Salto (tiap 4 ketukan musik) dan Piruet (tiap 6 ketukan) harus disinkronkan pelatih ke kelipatan bersama: KPK = 12 Ketukan agar pendaratan (landing) sempurna!</w:t>
         <w:br/>
       </w:r>
       <w:r>
-        <w:t>• Operasi Penjumlahan Sah: 3/12 + 2/12 = 5/12 (Penyebut 12 TETAP, tidak ikut dijumlahkan!).</w:t>
+        <w:t>• Operasi Penjumlahan Sah:</w:t>
+        <w:br/>
+      </w:r>
+      <w:r>
+        <w:t xml:space="preserve">  1/4 + 1/6 = 3/12 + 2/12 = (3 + 2)/12 = 5/12 ⭐ (Penyebut 12 TETAP!)</w:t>
         <w:br/>
         <w:br/>
       </w:r>
@@ -474,30 +538,11 @@
         <w:br/>
       </w:r>
       <w:r>
-        <w:t>• Contoh Pecahan Raksasa 18/24 ──► Bagi pembilang &amp; penyebut dengan FPB(18, 24) yaitu 6:</w:t>
+        <w:t>• Bagi pembilang dan penyebut langsung dengan FPB-nya:</w:t>
         <w:br/>
       </w:r>
       <w:r>
-        <w:t xml:space="preserve">  (18 ÷ 6) / (24 ÷ 6) = 3/4 (Langsung jadi bentuk paling ramping dalam 1 langkah!).</w:t>
-        <w:br/>
-        <w:br/>
-      </w:r>
-      <w:r>
-        <w:rPr>
-          <w:b/>
-        </w:rPr>
-        <w:t>D. 👑 Peta 2 Langkah Emas Pecahan:</w:t>
-        <w:br/>
-      </w:r>
-      <w:r>
-        <w:t>1. Langkah 1 (Awal Soal): Beda penyebut? ──► Panggil KPK! (Samakan ukuran irisan).</w:t>
-        <w:br/>
-      </w:r>
-      <w:r>
-        <w:t>2. Langkah 2 (Akhir Soal): Angka masih besar? ──► Panggil FPB! (Bagi sampai ramping).</w:t>
-      </w:r>
-      <w:r>
-        <w:t xml:space="preserve">   1/4 + 1/6 = 3/12 + 2/12 = 5/12.</w:t>
+        <w:t xml:space="preserve">  Pecahan raksasa 18/24 ──► Dibagi 6 (FPB) ──► Menjadi 3/4 (Pecahan ramping &amp; paling sederhana!)</w:t>
       </w:r>
     </w:p>
     <w:p>
@@ -505,50 +550,112 @@
         <w:pStyle w:val="Heading2"/>
       </w:pPr>
       <w:r>
-        <w:t>🔬 2. IPAS: BAB 3 MAGNET, LISTRIK, DAN TEKNOLOGI</w:t>
+        <w:t>✍️ 2. LEMBAR MENULIS AKTIF MISHKA (DURASI 15–18 MENIT DI BUKU TULIS FISIK)</w:t>
       </w:r>
     </w:p>
     <w:p>
       <w:r>
-        <w:t>A. Karakteristik Magnet:</w:t>
+        <w:rPr>
+          <w:b/>
+        </w:rPr>
+        <w:t xml:space="preserve">Panduan untuk Guru &amp; Siswa: </w:t>
+      </w:r>
+      <w:r>
+        <w:t>Mishka fokus menulis tangan secara mandiri di buku tulis fisik selama 15–18 menit untuk mengunci konsep pecahan dan faktor prima:</w:t>
+        <w:br/>
+        <w:br/>
+      </w:r>
+    </w:p>
+    <w:p>
+      <w:r>
+        <w:rPr>
+          <w:rFonts w:ascii="Consolas" w:hAnsi="Consolas"/>
+          <w:color w:val="1E293B"/>
+          <w:sz w:val="19"/>
+        </w:rPr>
+        <w:t>🤸‍♀️ JURNAL KOREOGRAFI PESENAM JUARA: HARMONI PECAHAN 🤸‍♀️</w:t>
+        <w:br/>
+        <w:t>Nama: Mishka | Kelas: 5 SD | Target: Menyelaraskan Ketukan &amp; Merampingkan Gerakan</w:t>
+        <w:br/>
+        <w:br/>
+        <w:t>1. RAHASIA BALOK LEGO PRIMA:</w:t>
+        <w:br/>
+        <w:t xml:space="preserve">   • 4 Prima Dasar : 2, 3, 5, 7</w:t>
+        <w:br/>
+        <w:t xml:space="preserve">   • Pohon Faktor 4 = 2 × 2 = 2² (2 Pangkat 2)</w:t>
+        <w:br/>
+        <w:t xml:space="preserve">   • Pohon Faktor 6 = 2 × 3</w:t>
+        <w:br/>
+        <w:br/>
+        <w:t>2. PENYELARAS KETUKAN SENAM LANTAI (KPK):</w:t>
+        <w:br/>
+        <w:t xml:space="preserve">   • Gerakan Salto  : 1/4 ketukan lagu</w:t>
+        <w:br/>
+        <w:t xml:space="preserve">   • Gerakan Piruet : 1/6 ketukan lagu</w:t>
+        <w:br/>
+        <w:t xml:space="preserve">   • KPK (4, 6) = 2² × 3 = 12 Ketukan Bersama!</w:t>
+        <w:br/>
+        <w:br/>
+        <w:t xml:space="preserve">   PENJUMLAHAN PECAHAN SAH:</w:t>
+        <w:br/>
+        <w:t xml:space="preserve">   1/4 + 1/6 = (3/12) + (2/12) = (3 + 2)/12 = 5/12 ⭐ (Perfect Landing!)</w:t>
+        <w:br/>
+        <w:br/>
+        <w:t>3. MERAMPINGKAN KOREOGRAFI BESAR (FPB):</w:t>
+        <w:br/>
+        <w:t xml:space="preserve">   • Gerakan Raksasa : 18/24</w:t>
+        <w:br/>
+        <w:t xml:space="preserve">   • FPB (18, 24)    = 6</w:t>
+        <w:br/>
+        <w:t xml:space="preserve">   • Pecahan Ramping : (18 ÷ 6) / (24 ÷ 6) = 3/4 💎</w:t>
+        <w:br/>
+        <w:br/>
+        <w:t>4. KOTAK FORMULA JUARA:</w:t>
+        <w:br/>
+        <w:t xml:space="preserve">   🎵 KPK = Samakan ketukan penyebut saat TAMBAH / KURANG</w:t>
+        <w:br/>
+        <w:t xml:space="preserve">   💎 FPB = Sederhanakan pecahan sampai RAMPING di akhir</w:t>
+      </w:r>
+    </w:p>
+    <w:p>
+      <w:pPr>
+        <w:pStyle w:val="Heading2"/>
+      </w:pPr>
+      <w:r>
+        <w:t>🔬 3. IPAS: BAB 3 MAGNET, LISTRIK, DAN TEKNOLOGI</w:t>
+      </w:r>
+    </w:p>
+    <w:p>
+      <w:r>
+        <w:t>• Sifat Dua Kutub Magnet: Kutub Senama (U-U / S-S) TOLAK-MENOLAK. Kutub Berlawanan (U-S) TARIK-MENARIK.</w:t>
         <w:br/>
       </w:r>
       <w:r>
-        <w:t>• Dua Kutub: Utara (U) dan Selatan (S).</w:t>
+        <w:t>• Teknologi Kereta Maglev: Melayang tanpa gesekan roda dengan memanfaatkan gaya tolak-menolak magnet senama (kecepatan 600 km/jam).</w:t>
         <w:br/>
       </w:r>
       <w:r>
-        <w:t>• Hukum Gaya: Kutub Senama (U-U / S-S) TOLAK-MENOLAK. Kutub Tak Senama (U-S) TARIK-MENARIK.</w:t>
+        <w:t>• Sirkuit Listrik Tertutup vs Terbuka:</w:t>
         <w:br/>
       </w:r>
       <w:r>
-        <w:t>• Benda Magnetis: Ditarik kuat oleh magnet (Besi, baja, nikel).</w:t>
-        <w:br/>
+        <w:t xml:space="preserve">   - Rangkaian Tertutup: Kawat melingkar utuh tanpa putus ──► Arus mengalir ──► Lampu MENYALA.</w:t>
         <w:br/>
       </w:r>
       <w:r>
-        <w:t>B. Rangkaian Listrik: Seri vs Paralel:</w:t>
+        <w:t xml:space="preserve">   - Rangkaian Terbuka: Kawat terputus / sakelar OFF ──► Arus berhenti ──► Lampu PADAM.</w:t>
         <w:br/>
       </w:r>
       <w:r>
-        <w:t>• Rangkaian Seri: Jalur tunggal lurus. Jika 1 lampu putus, SEMUA LAMPU LAIN MATI. Nyala lampu lebih redup (Contoh: lampu hias natal).</w:t>
+        <w:t>• Rangkaian Seri vs Paralel:</w:t>
         <w:br/>
       </w:r>
       <w:r>
-        <w:t>• Rangkaian Paralel: Jalur bercabang. Jika 1 lampu putus, LAMPU LAIN TETAP MENYALA! Nyala lampu terang merata (Contoh: instalasi listrik rumah).</w:t>
-        <w:br/>
+        <w:t xml:space="preserve">   - Seri (Satu Jalur): Jika 1 lampu mati, SEMUA MATI (lampu hias natal).</w:t>
         <w:br/>
       </w:r>
       <w:r>
-        <w:t>C. Elektromagnet &amp; Motor Listrik:</w:t>
-        <w:br/>
-      </w:r>
-      <w:r>
-        <w:t>• Elektromagnet: Magnet sementara yang dihasilkan dari aliran listrik baterai pada lilitan kawat paku.</w:t>
-        <w:br/>
-      </w:r>
-      <w:r>
-        <w:t>• Motor Listrik (Kipas, Blender): Mengubah energi listrik menjadi energi gerak melalui gaya tolak-menolak antara elektromagnet dan magnet permanen.</w:t>
+        <w:t xml:space="preserve">   - Paralel (Bercabang): Jika 1 lampu mati, LAMPU LAIN TETAP MENYALA (instalasi rumah).</w:t>
       </w:r>
     </w:p>
     <w:sectPr>
@@ -1011,7 +1118,7 @@
       <w:rFonts w:asciiTheme="majorHAnsi" w:eastAsiaTheme="majorEastAsia" w:hAnsiTheme="majorHAnsi" w:cstheme="majorBidi"/>
       <w:b/>
       <w:bCs/>
-      <w:color w:val="4F46E5"/>
+      <w:color w:val="6366F1"/>
       <w:sz w:val="26"/>
       <w:szCs w:val="26"/>
     </w:rPr>

--- a/docs/Tab_1_Khusus_Murid_Catatan_Belajar.docx
+++ b/docs/Tab_1_Khusus_Murid_Catatan_Belajar.docx
@@ -55,31 +55,39 @@
         <w:br/>
       </w:r>
       <w:r>
-        <w:t>• Kelipatan: Angka yang melompat maju secara teratur (seperti putaran lari, trik skate, atau kalender).</w:t>
+        <w:t>• Bukan Hafalan Perkalian Kaku! Kelipatan adalah Lompatan Tambah-Tambah Angka yang Sama dari Nol:</w:t>
         <w:br/>
       </w:r>
       <w:r>
-        <w:t>• KPK: Waktu pertemuan PALING PERTAMA atau PALING CEPAT di antara dua pelari/skater.</w:t>
+        <w:t xml:space="preserve">   - The Boy (tiap 3 menit) : 0 ──► 3 ──► 6 ──► 9 ──► 🟢 12 ──► 15...</w:t>
         <w:br/>
       </w:r>
       <w:r>
-        <w:t>• Analogi Skater di Mini-Ramp Skatepark:</w:t>
+        <w:t xml:space="preserve">   - The Girl (tiap 4 menit) : 0 ──► 4 ──► 8 ──► 🟢 12 ──► 16...</w:t>
         <w:br/>
       </w:r>
       <w:r>
-        <w:t xml:space="preserve">   - Skater A (Aqlan): 1 kali meluncur = 3 detik (Detik: 3, 6, 9, 12, 15...)</w:t>
+        <w:t>• KPK: Titik temu atau pertemuan PALING PERTAMA / TERCEPAT di antara dua kelipatan lompatan.</w:t>
         <w:br/>
       </w:r>
       <w:r>
-        <w:t xml:space="preserve">   - Skater B (Teman): 1 kali meluncur = 4 detik (Detik: 4, 8, 12, 16...)</w:t>
+        <w:t>• Kasus Lintasan Lari &amp; Mini-Ramp Skater:</w:t>
         <w:br/>
       </w:r>
       <w:r>
-        <w:t xml:space="preserve">   - ⭐ KPK(3, 4) = Detik ke-12! (Saat itu Aqlan selesai 4 luncuran, Teman selesai 3 luncuran).</w:t>
+        <w:t xml:space="preserve">   - The Boy lari tiap 3 menit vs The Girl lari tiap 4 menit.</w:t>
         <w:br/>
       </w:r>
       <w:r>
-        <w:t>👉 KUNCI SAKTI: Nilai KPK selalu MEMBESAR karena waktu/langkah terus MAJU ke depan!</w:t>
+        <w:t xml:space="preserve">   - ⭐ KPK(3, 4) = Menit ke-12! (The Boy selesai 4 putaran [12 ÷ 3], The Girl selesai 3 putaran [12 ÷ 4]).</w:t>
+        <w:br/>
+      </w:r>
+      <w:r>
+        <w:t xml:space="preserve">   - 🛹 Jembatan Skater: Ritme drop-in bareng di puncak mini-ramp detik ke-12 tanpa tabrakan!</w:t>
+        <w:br/>
+      </w:r>
+      <w:r>
+        <w:t>👉 KUNCI SAKTI: Nilai KPK selalu MEMBESAR karena waktu/langkah terus MAJU BERTAMBAH!</w:t>
         <w:br/>
         <w:br/>
       </w:r>
@@ -92,35 +100,47 @@
         <w:br/>
       </w:r>
       <w:r>
-        <w:t>• Faktor: Angka yang bisa MEMBAGI HABIS suatu bilangan tanpa sisa sedikit pun.</w:t>
+        <w:t>• Faktor dari Nol: Uji Coba Piring PAS HABIS TANPA SISA (Nggak Bikin Rebutan):</w:t>
         <w:br/>
       </w:r>
       <w:r>
-        <w:t>• FPB: Jumlah wadah/kantong parcel/toolkit PALING BANYAK yang bisa membagi rata dua barang.</w:t>
+        <w:t xml:space="preserve">   - 12 Donat dibagi 1, 2, 3, 4, 6, 12 piring ──► Sisa 0 ✅ (FAKTOR SAH)</w:t>
         <w:br/>
       </w:r>
       <w:r>
-        <w:t>• Analogi Toko Donat &amp; Toolkit Skateboard:</w:t>
+        <w:t xml:space="preserve">   - 12 Donat dibagi 5 piring ──► Dapat 2 donat, tapi SISA 2 DI MEJA ❌ (5 GAGAL jadi faktor karena bikin rebutan!)</w:t>
         <w:br/>
       </w:r>
       <w:r>
-        <w:t xml:space="preserve">   - 12 Donat Cokelat / 12 Bearing Roda (Faktor: 1, 2, 3, 4, [6], 12)</w:t>
+        <w:t xml:space="preserve">   - Faktor dari 12: 1, 2, 3, 4, [6], 12</w:t>
         <w:br/>
       </w:r>
       <w:r>
-        <w:t xml:space="preserve">   - 18 Donat Keju / 18 Baut &amp; Stiker Deck (Faktor: 1, 2, 3, [6], 9, 18)</w:t>
+        <w:t>• FPB: Jumlah wadah/kantong pouch toolkit PALING BANYAK yang bisa membagi rata dua barang tanpa sisa.</w:t>
         <w:br/>
       </w:r>
       <w:r>
-        <w:t xml:space="preserve">   - 🎁 FPB(12, 18) = 6 Kotak / Kantong Pouch Toolkit Terbanyak!</w:t>
+        <w:t>• Studi Kasus Toko Donat &amp; Toolkit Skater:</w:t>
         <w:br/>
       </w:r>
       <w:r>
-        <w:t xml:space="preserve">   - Tiap kantong berisi: 2 Bearing Roda (12 ÷ 6) dan 3 Stiker (18 ÷ 6).</w:t>
+        <w:t xml:space="preserve">   - 12 Donat Cokelat / Bearing (Faktor: 1, 2, 3, 4, [6], 12)</w:t>
         <w:br/>
       </w:r>
       <w:r>
-        <w:t>👉 KUNCI SAKTI: Nilai FPB selalu MENGECIL karena barangnya sedang DIPOTONG/DIBAGI-BAGI!</w:t>
+        <w:t xml:space="preserve">   - 18 Donat Keju / Stiker Deck (Faktor: 1, 2, 3, [6], 9, 18)</w:t>
+        <w:br/>
+      </w:r>
+      <w:r>
+        <w:t xml:space="preserve">   - 🎁 FPB(12, 18) = 6 Kotak Parcel / Pouch Toolkit Terbanyak!</w:t>
+        <w:br/>
+      </w:r>
+      <w:r>
+        <w:t xml:space="preserve">   - Tiap kantong: 2 Bearing Roda (12 ÷ 6) dan 3 Stiker (18 ÷ 6) pas tanpa sisa.</w:t>
+        <w:br/>
+      </w:r>
+      <w:r>
+        <w:t>👉 KUNCI SAKTI: Nilai FPB selalu MENGECIL karena barangnya sedang DIPOTONG / DIBAGI-BAGI!</w:t>
       </w:r>
     </w:p>
     <w:p>
@@ -360,9 +380,9 @@
         <w:br/>
         <w:t xml:space="preserve">   \_______ (Dasar Ramp) _______/</w:t>
         <w:br/>
-        <w:t xml:space="preserve">   • Skater A (Aqlan) meluncur tiap : 3 detik  ➜ 3, 6, 9, [12], 15...</w:t>
+        <w:t xml:space="preserve">   • Skater A (Aqlan) meluncur tiap : 3 detik  ➜ 0, 3, 6, 9, [12], 15...</w:t>
         <w:br/>
-        <w:t xml:space="preserve">   • Skater B (Teman) meluncur tiap : 4 detik  ➜ 4, 8, [12], 16...</w:t>
+        <w:t xml:space="preserve">   • Skater B (Teman) meluncur tiap : 4 detik  ➜ 0, 4, 8, [12], 16...</w:t>
         <w:br/>
         <w:t xml:space="preserve">   ⭐ TITIK TEMU DROP-IN BARENG (KPK) = Detik ke-12!</w:t>
         <w:br/>
@@ -374,6 +394,8 @@
         <w:t>2. KOTAK TOOLKIT SKATEBOARD (FPB):</w:t>
         <w:br/>
         <w:t xml:space="preserve">   • Ada 12 Bearing Roda &amp; 18 Stiker Papan Skate.</w:t>
+        <w:br/>
+        <w:t xml:space="preserve">   • Uji Coba Piring: Dibagi 5 sisa 2 (Gagal!), Dibagi 6 Pas Sisa 0 (Sukses!)</w:t>
         <w:br/>
         <w:t xml:space="preserve">   • FPB (12, 18) = 6 Kantong Pouch Maksimal!</w:t>
         <w:br/>
@@ -454,7 +476,7 @@
         <w:br/>
       </w:r>
       <w:r>
-        <w:t>• Bilangan Prima: Batu bata lego matematika paling dasar yang tidak bisa dipecah lagi (hanya punya 2 faktor: angka 1 dan dirinya sendiri).</w:t>
+        <w:t>• Bilangan Prima: Balok lego matematika paling dasar yang tidak bisa dipecah lagi (hanya punya 2 faktor: angka 1 dan dirinya sendiri).</w:t>
         <w:br/>
       </w:r>
       <w:r>
@@ -462,15 +484,7 @@
         <w:br/>
       </w:r>
       <w:r>
-        <w:t>• Notasi Pangkat Sederhana:</w:t>
-        <w:br/>
-      </w:r>
-      <w:r>
-        <w:t xml:space="preserve">  2³ artinya angka 2 dikalikan 3 kali (2 × 2 × 2 = 8).</w:t>
-        <w:br/>
-      </w:r>
-      <w:r>
-        <w:t xml:space="preserve">  3² artinya angka 3 dikalikan 2 kali (3 × 3 = 9).</w:t>
+        <w:t>• Notasi Pangkat Sederhana: 2³ = 2 × 2 × 2 = 8 | 3² = 3 × 3 = 9</w:t>
         <w:br/>
       </w:r>
       <w:r>
@@ -498,7 +512,7 @@
         <w:rPr>
           <w:b/>
         </w:rPr>
-        <w:t>B. 🤸‍♀️ Analogi Irama Pesenam &amp; Penerapan KPK pada Pecahan: 'Sang Pemotong Adil'</w:t>
+        <w:t>B. 🍕 Penerapan KPK pada Pecahan: 'Tragedi Dua Loyang Pizza Pesta Ulang Tahun'</w:t>
         <w:br/>
       </w:r>
       <w:r>
@@ -506,15 +520,23 @@
         <w:br/>
       </w:r>
       <w:r>
-        <w:t xml:space="preserve">  1/4 + 1/6 TIDAK BOLEH langsung dijumlahkan menjadi 2/10! Karena ukuran irisannya berbeda.</w:t>
+        <w:t xml:space="preserve">  1/4 + 1/6 TIDAK BOLEH langsung dijumlahkan menjadi 2/10! Karena irisan pizza keju 1/4 (JUMBO) dan pizza sosis 1/6 (RAMPING) berbeda ukuran potongannya.</w:t>
         <w:br/>
       </w:r>
       <w:r>
-        <w:t>• Irama Pesenam Senam Lantai:</w:t>
+        <w:t>• Menemukan Kelipatan dari Nol (Lompat Tambah-Tambah Berulang):</w:t>
         <w:br/>
       </w:r>
       <w:r>
-        <w:t xml:space="preserve">  Gerakan Salto (tiap 4 ketukan musik) dan Piruet (tiap 6 ketukan) harus disinkronkan pelatih ke kelipatan bersama: KPK = 12 Ketukan agar pendaratan (landing) sempurna!</w:t>
+        <w:t xml:space="preserve">   - Loyang Keju (basis 4) : 0 ──► 4 ──► 8 ──► 🟢 12 ──► 16...</w:t>
+        <w:br/>
+      </w:r>
+      <w:r>
+        <w:t xml:space="preserve">   - Loyang Sosis (basis 6) : 0 ──► 6 ──► 🟢 12 ──► 18...</w:t>
+        <w:br/>
+      </w:r>
+      <w:r>
+        <w:t xml:space="preserve">   - ⭐ Titik Temu Potongan Adil (KPK) = 12 Irisan Sama Besar!</w:t>
         <w:br/>
       </w:r>
       <w:r>
@@ -522,7 +544,11 @@
         <w:br/>
       </w:r>
       <w:r>
-        <w:t xml:space="preserve">  1/4 + 1/6 = 3/12 + 2/12 = (3 + 2)/12 = 5/12 ⭐ (Penyebut 12 TETAP!)</w:t>
+        <w:t xml:space="preserve">   1/4 + 1/6 = 3/12 + 2/12 = (3 + 2)/12 = 5/12 ⭐ (Penyebut 12 TETAP!)</w:t>
+        <w:br/>
+      </w:r>
+      <w:r>
+        <w:t>• 🤸‍♀️ Jembatan Pesenam: Selaras di 12 ketukan bersama ──► Perfect Stick Landing tanpa cedera!</w:t>
         <w:br/>
         <w:br/>
       </w:r>
@@ -534,15 +560,27 @@
         <w:br/>
       </w:r>
       <w:r>
-        <w:t>• FPB digunakan di AKHIR soal ketika hasil pecahan angkanya masih terlalu besar.</w:t>
+        <w:t>• Konsep FPB dari Nol: Uji Coba Tas Atlet Tanpa Sisa:</w:t>
         <w:br/>
       </w:r>
       <w:r>
-        <w:t>• Bagi pembilang dan penyebut langsung dengan FPB-nya:</w:t>
+        <w:t xml:space="preserve">   - 18 Biskuit Energi &amp; 24 Kotak Susu dibagikan ke tas pesenam.</w:t>
         <w:br/>
       </w:r>
       <w:r>
-        <w:t xml:space="preserve">  Pecahan raksasa 18/24 ──► Dibagi 6 (FPB) ──► Menjadi 3/4 (Pecahan ramping &amp; paling sederhana!)</w:t>
+        <w:t xml:space="preserve">   - Dibagi 4 tas: susu pas (24 ÷ 4 = 6), biskuit 18 ÷ 4 = 4 SISA 2! (Angka 4 GAGAL karena bikin rebutan!)</w:t>
+        <w:br/>
+      </w:r>
+      <w:r>
+        <w:t xml:space="preserve">   - Dibagi 6 tas: biskuit pas 3, susu pas 4, SISA 0! (Angka 6 adalah pembagi terbesar ──► FPB = 6).</w:t>
+        <w:br/>
+      </w:r>
+      <w:r>
+        <w:t>• Aplikasi ke Pecahan Raksasa:</w:t>
+        <w:br/>
+      </w:r>
+      <w:r>
+        <w:t xml:space="preserve">   Pecahan raksasa 18/24 ──► Dibagi 6 (FPB) ──► Menjadi 3/4 (Ramping &amp; selesai sekali jalan!)</w:t>
       </w:r>
     </w:p>
     <w:p>
@@ -589,9 +627,9 @@
         <w:br/>
         <w:t>2. PENYELARAS KETUKAN SENAM LANTAI (KPK):</w:t>
         <w:br/>
-        <w:t xml:space="preserve">   • Gerakan Salto  : 1/4 ketukan lagu</w:t>
+        <w:t xml:space="preserve">   • Gerakan Salto  : 1/4 ketukan lagu (Lompat +4: 0, 4, 8, [12]...)</w:t>
         <w:br/>
-        <w:t xml:space="preserve">   • Gerakan Piruet : 1/6 ketukan lagu</w:t>
+        <w:t xml:space="preserve">   • Gerakan Piruet : 1/6 ketukan lagu (Lompat +6: 0, 6, [12]...)</w:t>
         <w:br/>
         <w:t xml:space="preserve">   • KPK (4, 6) = 2² × 3 = 12 Ketukan Bersama!</w:t>
         <w:br/>
@@ -603,9 +641,9 @@
         <w:br/>
         <w:t>3. MERAMPINGKAN KOREOGRAFI BESAR (FPB):</w:t>
         <w:br/>
+        <w:t xml:space="preserve">   • Uji Tas Senam: 18 biskuit &amp; 24 susu ──► Bagi 4 sisa 2 (Gagal!), Bagi 6 Pas Sisa 0 (FPB = 6)</w:t>
+        <w:br/>
         <w:t xml:space="preserve">   • Gerakan Raksasa : 18/24</w:t>
-        <w:br/>
-        <w:t xml:space="preserve">   • FPB (18, 24)    = 6</w:t>
         <w:br/>
         <w:t xml:space="preserve">   • Pecahan Ramping : (18 ÷ 6) / (24 ÷ 6) = 3/4 💎</w:t>
         <w:br/>
@@ -632,18 +670,6 @@
       </w:r>
       <w:r>
         <w:t>• Teknologi Kereta Maglev: Melayang tanpa gesekan roda dengan memanfaatkan gaya tolak-menolak magnet senama (kecepatan 600 km/jam).</w:t>
-        <w:br/>
-      </w:r>
-      <w:r>
-        <w:t>• Sirkuit Listrik Tertutup vs Terbuka:</w:t>
-        <w:br/>
-      </w:r>
-      <w:r>
-        <w:t xml:space="preserve">   - Rangkaian Tertutup: Kawat melingkar utuh tanpa putus ──► Arus mengalir ──► Lampu MENYALA.</w:t>
-        <w:br/>
-      </w:r>
-      <w:r>
-        <w:t xml:space="preserve">   - Rangkaian Terbuka: Kawat terputus / sakelar OFF ──► Arus berhenti ──► Lampu PADAM.</w:t>
         <w:br/>
       </w:r>
       <w:r>
